--- a/國科會大專生計畫-CARE-V2.docx
+++ b/國科會大專生計畫-CARE-V2.docx
@@ -5565,10 +5565,10 @@
                                 <w:noProof/>
                               </w:rPr>
                               <w:drawing>
-                                <wp:inline distT="0" distB="0" distL="0" distR="0" wp14:anchorId="7249F9A0" wp14:editId="60845B70">
-                                  <wp:extent cx="5544917" cy="4329430"/>
-                                  <wp:effectExtent l="0" t="0" r="0" b="0"/>
-                                  <wp:docPr id="6" name="圖片 6"/>
+                                <wp:inline distT="0" distB="0" distL="0" distR="0" wp14:anchorId="6819A475" wp14:editId="22C42BE1">
+                                  <wp:extent cx="5548745" cy="4335269"/>
+                                  <wp:effectExtent l="0" t="0" r="0" b="8255"/>
+                                  <wp:docPr id="3" name="圖片 3"/>
                                   <wp:cNvGraphicFramePr>
                                     <a:graphicFrameLocks xmlns:a="http://schemas.openxmlformats.org/drawingml/2006/main" noChangeAspect="1"/>
                                   </wp:cNvGraphicFramePr>
@@ -5576,7 +5576,7 @@
                                     <a:graphicData uri="http://schemas.openxmlformats.org/drawingml/2006/picture">
                                       <pic:pic xmlns:pic="http://schemas.openxmlformats.org/drawingml/2006/picture">
                                         <pic:nvPicPr>
-                                          <pic:cNvPr id="0" name="Picture 3"/>
+                                          <pic:cNvPr id="0" name="Picture 1"/>
                                           <pic:cNvPicPr>
                                             <a:picLocks noChangeAspect="1" noChangeArrowheads="1"/>
                                           </pic:cNvPicPr>
@@ -5597,7 +5597,7 @@
                                         <pic:spPr bwMode="auto">
                                           <a:xfrm>
                                             <a:off x="0" y="0"/>
-                                            <a:ext cx="5556320" cy="4338334"/>
+                                            <a:ext cx="5560811" cy="4344696"/>
                                           </a:xfrm>
                                           <a:prstGeom prst="rect">
                                             <a:avLst/>
@@ -5684,10 +5684,10 @@
                           <w:noProof/>
                         </w:rPr>
                         <w:drawing>
-                          <wp:inline distT="0" distB="0" distL="0" distR="0" wp14:anchorId="7249F9A0" wp14:editId="60845B70">
-                            <wp:extent cx="5544917" cy="4329430"/>
-                            <wp:effectExtent l="0" t="0" r="0" b="0"/>
-                            <wp:docPr id="6" name="圖片 6"/>
+                          <wp:inline distT="0" distB="0" distL="0" distR="0" wp14:anchorId="6819A475" wp14:editId="22C42BE1">
+                            <wp:extent cx="5548745" cy="4335269"/>
+                            <wp:effectExtent l="0" t="0" r="0" b="8255"/>
+                            <wp:docPr id="3" name="圖片 3"/>
                             <wp:cNvGraphicFramePr>
                               <a:graphicFrameLocks xmlns:a="http://schemas.openxmlformats.org/drawingml/2006/main" noChangeAspect="1"/>
                             </wp:cNvGraphicFramePr>
@@ -5695,7 +5695,7 @@
                               <a:graphicData uri="http://schemas.openxmlformats.org/drawingml/2006/picture">
                                 <pic:pic xmlns:pic="http://schemas.openxmlformats.org/drawingml/2006/picture">
                                   <pic:nvPicPr>
-                                    <pic:cNvPr id="0" name="Picture 3"/>
+                                    <pic:cNvPr id="0" name="Picture 1"/>
                                     <pic:cNvPicPr>
                                       <a:picLocks noChangeAspect="1" noChangeArrowheads="1"/>
                                     </pic:cNvPicPr>
@@ -5716,7 +5716,7 @@
                                   <pic:spPr bwMode="auto">
                                     <a:xfrm>
                                       <a:off x="0" y="0"/>
-                                      <a:ext cx="5556320" cy="4338334"/>
+                                      <a:ext cx="5560811" cy="4344696"/>
                                     </a:xfrm>
                                     <a:prstGeom prst="rect">
                                       <a:avLst/>
@@ -11555,7 +11555,7 @@
       <w:pPr>
         <w:widowControl/>
         <w:rPr>
-          <w:rFonts w:ascii="Times New Roman" w:eastAsia="標楷體" w:hAnsi="Times New Roman" w:cs="Times New Roman" w:hint="eastAsia"/>
+          <w:rFonts w:ascii="Times New Roman" w:eastAsia="標楷體" w:hAnsi="Times New Roman" w:cs="Times New Roman"/>
         </w:rPr>
       </w:pPr>
       <w:r>
